--- a/Week 14 - Day 60 -CI and CD using Jenkin  - 16 Jun 2025.docx
+++ b/Week 14 - Day 60 -CI and CD using Jenkin  - 16 Jun 2025.docx
@@ -123,7 +123,7 @@
           </mc:Choice>
           <mc:Fallback>
             <w:pict>
-              <v:shapetype w14:anchorId="11DCEFDE" id="_x0000_t32" coordsize="21600,21600" o:spt="32" o:oned="t" path="m,l21600,21600e" filled="f">
+              <v:shapetype w14:anchorId="03425818" id="_x0000_t32" coordsize="21600,21600" o:spt="32" o:oned="t" path="m,l21600,21600e" filled="f">
                 <v:path arrowok="t" fillok="f" o:connecttype="none"/>
                 <o:lock v:ext="edit" shapetype="t"/>
               </v:shapetype>
@@ -241,7 +241,7 @@
           </mc:Choice>
           <mc:Fallback>
             <w:pict>
-              <v:shape w14:anchorId="6B4AEFEA" id="Straight Arrow Connector 2" o:spid="_x0000_s1026" type="#_x0000_t32" style="position:absolute;margin-left:33.7pt;margin-top:9.5pt;width:109.8pt;height:24.15pt;z-index:251660288;visibility:visible;mso-wrap-style:square;mso-wrap-distance-left:9pt;mso-wrap-distance-top:0;mso-wrap-distance-right:9pt;mso-wrap-distance-bottom:0;mso-position-horizontal:absolute;mso-position-horizontal-relative:text;mso-position-vertical:absolute;mso-position-vertical-relative:text" o:gfxdata="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" strokecolor="#4472c4 [3204]" strokeweight=".5pt">
+              <v:shape w14:anchorId="684D82B3" id="Straight Arrow Connector 2" o:spid="_x0000_s1026" type="#_x0000_t32" style="position:absolute;margin-left:33.7pt;margin-top:9.5pt;width:109.8pt;height:24.15pt;z-index:251660288;visibility:visible;mso-wrap-style:square;mso-wrap-distance-left:9pt;mso-wrap-distance-top:0;mso-wrap-distance-right:9pt;mso-wrap-distance-bottom:0;mso-position-horizontal:absolute;mso-position-horizontal-relative:text;mso-position-vertical:absolute;mso-position-vertical-relative:text" o:gfxdata="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" strokecolor="#4472c4 [3204]" strokeweight=".5pt">
                 <v:stroke startarrow="block" endarrow="block" joinstyle="miter"/>
               </v:shape>
             </w:pict>
@@ -340,7 +340,7 @@
           </mc:Choice>
           <mc:Fallback>
             <w:pict>
-              <v:shape w14:anchorId="19B543E1" id="Straight Arrow Connector 5" o:spid="_x0000_s1026" type="#_x0000_t32" style="position:absolute;margin-left:201.4pt;margin-top:16.3pt;width:194.15pt;height:41.45pt;z-index:251663360;visibility:visible;mso-wrap-style:square;mso-wrap-distance-left:9pt;mso-wrap-distance-top:0;mso-wrap-distance-right:9pt;mso-wrap-distance-bottom:0;mso-position-horizontal:absolute;mso-position-horizontal-relative:text;mso-position-vertical:absolute;mso-position-vertical-relative:text" o:gfxdata="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" strokecolor="#4472c4 [3204]" strokeweight=".5pt">
+              <v:shape w14:anchorId="2ABB1B99" id="Straight Arrow Connector 5" o:spid="_x0000_s1026" type="#_x0000_t32" style="position:absolute;margin-left:201.4pt;margin-top:16.3pt;width:194.15pt;height:41.45pt;z-index:251663360;visibility:visible;mso-wrap-style:square;mso-wrap-distance-left:9pt;mso-wrap-distance-top:0;mso-wrap-distance-right:9pt;mso-wrap-distance-bottom:0;mso-position-horizontal:absolute;mso-position-horizontal-relative:text;mso-position-vertical:absolute;mso-position-vertical-relative:text" o:gfxdata="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" strokecolor="#4472c4 [3204]" strokeweight=".5pt">
                 <v:stroke startarrow="block" endarrow="block" joinstyle="miter"/>
               </v:shape>
             </w:pict>
@@ -409,7 +409,7 @@
           </mc:Choice>
           <mc:Fallback>
             <w:pict>
-              <v:shape w14:anchorId="1B5922FE" id="Straight Arrow Connector 3" o:spid="_x0000_s1026" type="#_x0000_t32" style="position:absolute;margin-left:39.2pt;margin-top:11.75pt;width:94.8pt;height:24.6pt;flip:y;z-index:251661312;visibility:visible;mso-wrap-style:square;mso-wrap-distance-left:9pt;mso-wrap-distance-top:0;mso-wrap-distance-right:9pt;mso-wrap-distance-bottom:0;mso-position-horizontal:absolute;mso-position-horizontal-relative:text;mso-position-vertical:absolute;mso-position-vertical-relative:text" o:gfxdata="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" strokecolor="#4472c4 [3204]" strokeweight=".5pt">
+              <v:shape w14:anchorId="46FE48DB" id="Straight Arrow Connector 3" o:spid="_x0000_s1026" type="#_x0000_t32" style="position:absolute;margin-left:39.2pt;margin-top:11.75pt;width:94.8pt;height:24.6pt;flip:y;z-index:251661312;visibility:visible;mso-wrap-style:square;mso-wrap-distance-left:9pt;mso-wrap-distance-top:0;mso-wrap-distance-right:9pt;mso-wrap-distance-bottom:0;mso-position-horizontal:absolute;mso-position-horizontal-relative:text;mso-position-vertical:absolute;mso-position-vertical-relative:text" o:gfxdata="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" strokecolor="#4472c4 [3204]" strokeweight=".5pt">
                 <v:stroke startarrow="block" endarrow="block" joinstyle="miter"/>
               </v:shape>
             </w:pict>
@@ -530,7 +530,7 @@
           </mc:Choice>
           <mc:Fallback>
             <w:pict>
-              <v:shape w14:anchorId="36BF5E13" id="Straight Arrow Connector 4" o:spid="_x0000_s1026" type="#_x0000_t32" style="position:absolute;margin-left:34.65pt;margin-top:8.55pt;width:107.1pt;height:51.95pt;flip:y;z-index:251662336;visibility:visible;mso-wrap-style:square;mso-wrap-distance-left:9pt;mso-wrap-distance-top:0;mso-wrap-distance-right:9pt;mso-wrap-distance-bottom:0;mso-position-horizontal:absolute;mso-position-horizontal-relative:text;mso-position-vertical:absolute;mso-position-vertical-relative:text" o:gfxdata="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" strokecolor="#4472c4 [3204]" strokeweight=".5pt">
+              <v:shape w14:anchorId="66ECF42C" id="Straight Arrow Connector 4" o:spid="_x0000_s1026" type="#_x0000_t32" style="position:absolute;margin-left:34.65pt;margin-top:8.55pt;width:107.1pt;height:51.95pt;flip:y;z-index:251662336;visibility:visible;mso-wrap-style:square;mso-wrap-distance-left:9pt;mso-wrap-distance-top:0;mso-wrap-distance-right:9pt;mso-wrap-distance-bottom:0;mso-position-horizontal:absolute;mso-position-horizontal-relative:text;mso-position-vertical:absolute;mso-position-vertical-relative:text" o:gfxdata="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" strokecolor="#4472c4 [3204]" strokeweight=".5pt">
                 <v:stroke startarrow="block" endarrow="block" joinstyle="miter"/>
               </v:shape>
             </w:pict>
@@ -716,23 +716,7 @@
           <w:sz w:val="28"/>
           <w:szCs w:val="28"/>
         </w:rPr>
-        <w:t xml:space="preserve">Every develop they do their task in </w:t>
-      </w:r>
-      <w:proofErr w:type="gramStart"/>
-      <w:r>
-        <w:rPr>
-          <w:sz w:val="28"/>
-          <w:szCs w:val="28"/>
-        </w:rPr>
-        <w:t>there</w:t>
-      </w:r>
-      <w:proofErr w:type="gramEnd"/>
-      <w:r>
-        <w:rPr>
-          <w:sz w:val="28"/>
-          <w:szCs w:val="28"/>
-        </w:rPr>
-        <w:t xml:space="preserve"> machine and they build the project. Compile, run, test (build phase)</w:t>
+        <w:t>Every develop they do their task in there machine and they build the project. Compile, run, test (build phase)</w:t>
       </w:r>
     </w:p>
     <w:p>
@@ -770,39 +754,7 @@
           <w:sz w:val="28"/>
           <w:szCs w:val="28"/>
         </w:rPr>
-        <w:t xml:space="preserve">CD and CD tool we integrate with Remote Repository like Git and whenever any change </w:t>
-      </w:r>
-      <w:proofErr w:type="gramStart"/>
-      <w:r>
-        <w:rPr>
-          <w:sz w:val="28"/>
-          <w:szCs w:val="28"/>
-        </w:rPr>
-        <w:t>happen</w:t>
-      </w:r>
-      <w:proofErr w:type="gramEnd"/>
-      <w:r>
-        <w:rPr>
-          <w:sz w:val="28"/>
-          <w:szCs w:val="28"/>
-        </w:rPr>
-        <w:t xml:space="preserve"> in Remote Repository CI/CD tool pull those code from remote repository and build the project. This process </w:t>
-      </w:r>
-      <w:proofErr w:type="gramStart"/>
-      <w:r>
-        <w:rPr>
-          <w:sz w:val="28"/>
-          <w:szCs w:val="28"/>
-        </w:rPr>
-        <w:t>happen</w:t>
-      </w:r>
-      <w:proofErr w:type="gramEnd"/>
-      <w:r>
-        <w:rPr>
-          <w:sz w:val="28"/>
-          <w:szCs w:val="28"/>
-        </w:rPr>
-        <w:t xml:space="preserve"> continuously. </w:t>
+        <w:t xml:space="preserve">CD and CD tool we integrate with Remote Repository like Git and whenever any change happen in Remote Repository CI/CD tool pull those code from remote repository and build the project. This process happen continuously. </w:t>
       </w:r>
     </w:p>
     <w:p>
@@ -943,39 +895,7 @@
           <w:sz w:val="28"/>
           <w:szCs w:val="28"/>
         </w:rPr>
-        <w:t xml:space="preserve">Jenkin is </w:t>
-      </w:r>
-      <w:proofErr w:type="gramStart"/>
-      <w:r>
-        <w:rPr>
-          <w:sz w:val="28"/>
-          <w:szCs w:val="28"/>
-        </w:rPr>
-        <w:t>a</w:t>
-      </w:r>
-      <w:proofErr w:type="gramEnd"/>
-      <w:r>
-        <w:rPr>
-          <w:sz w:val="28"/>
-          <w:szCs w:val="28"/>
-        </w:rPr>
-        <w:t xml:space="preserve"> </w:t>
-      </w:r>
-      <w:proofErr w:type="gramStart"/>
-      <w:r>
-        <w:rPr>
-          <w:sz w:val="28"/>
-          <w:szCs w:val="28"/>
-        </w:rPr>
-        <w:t>open source</w:t>
-      </w:r>
-      <w:proofErr w:type="gramEnd"/>
-      <w:r>
-        <w:rPr>
-          <w:sz w:val="28"/>
-          <w:szCs w:val="28"/>
-        </w:rPr>
-        <w:t xml:space="preserve"> CI and CD tool base upon Java technology. Jenkin Plugin base CI and CD tool. </w:t>
+        <w:t xml:space="preserve">Jenkin is a open source CI and CD tool base upon Java technology. Jenkin Plugin base CI and CD tool. </w:t>
       </w:r>
     </w:p>
     <w:p>
@@ -1070,6 +990,139 @@
           <w:szCs w:val="28"/>
         </w:rPr>
       </w:pPr>
+    </w:p>
+    <w:p>
+      <w:pPr>
+        <w:rPr>
+          <w:sz w:val="28"/>
+          <w:szCs w:val="28"/>
+        </w:rPr>
+      </w:pPr>
+      <w:r>
+        <w:rPr>
+          <w:sz w:val="28"/>
+          <w:szCs w:val="28"/>
+        </w:rPr>
+        <w:t xml:space="preserve"> </w:t>
+      </w:r>
+    </w:p>
+    <w:p>
+      <w:pPr>
+        <w:rPr>
+          <w:sz w:val="28"/>
+          <w:szCs w:val="28"/>
+        </w:rPr>
+      </w:pPr>
+      <w:r>
+        <w:rPr>
+          <w:sz w:val="28"/>
+          <w:szCs w:val="28"/>
+        </w:rPr>
+        <w:t xml:space="preserve">To run Jenkin using war file we need to use below command as </w:t>
+      </w:r>
+    </w:p>
+    <w:p>
+      <w:pPr>
+        <w:rPr>
+          <w:sz w:val="28"/>
+          <w:szCs w:val="28"/>
+        </w:rPr>
+      </w:pPr>
+    </w:p>
+    <w:p>
+      <w:pPr>
+        <w:rPr>
+          <w:sz w:val="28"/>
+          <w:szCs w:val="28"/>
+        </w:rPr>
+      </w:pPr>
+      <w:r>
+        <w:rPr>
+          <w:sz w:val="28"/>
+          <w:szCs w:val="28"/>
+        </w:rPr>
+        <w:t xml:space="preserve">java -jar </w:t>
+      </w:r>
+      <w:proofErr w:type="spellStart"/>
+      <w:r>
+        <w:rPr>
+          <w:sz w:val="28"/>
+          <w:szCs w:val="28"/>
+        </w:rPr>
+        <w:t>jenkins.war</w:t>
+      </w:r>
+      <w:proofErr w:type="spellEnd"/>
+    </w:p>
+    <w:p>
+      <w:pPr>
+        <w:rPr>
+          <w:sz w:val="28"/>
+          <w:szCs w:val="28"/>
+        </w:rPr>
+      </w:pPr>
+    </w:p>
+    <w:p>
+      <w:pPr>
+        <w:rPr>
+          <w:sz w:val="28"/>
+          <w:szCs w:val="28"/>
+        </w:rPr>
+      </w:pPr>
+      <w:r>
+        <w:rPr>
+          <w:sz w:val="28"/>
+          <w:szCs w:val="28"/>
+        </w:rPr>
+        <w:t xml:space="preserve">after few minute you can see auto generated random password. </w:t>
+      </w:r>
+    </w:p>
+    <w:p>
+      <w:pPr>
+        <w:rPr>
+          <w:sz w:val="28"/>
+          <w:szCs w:val="28"/>
+        </w:rPr>
+      </w:pPr>
+      <w:r>
+        <w:rPr>
+          <w:sz w:val="28"/>
+          <w:szCs w:val="28"/>
+        </w:rPr>
+        <w:t xml:space="preserve">By default Jenkin run on default port number 8080 </w:t>
+      </w:r>
+    </w:p>
+    <w:p>
+      <w:pPr>
+        <w:rPr>
+          <w:sz w:val="28"/>
+          <w:szCs w:val="28"/>
+        </w:rPr>
+      </w:pPr>
+      <w:r>
+        <w:rPr>
+          <w:sz w:val="28"/>
+          <w:szCs w:val="28"/>
+        </w:rPr>
+        <w:t xml:space="preserve">Open the browser and write below URL as </w:t>
+      </w:r>
+    </w:p>
+    <w:p>
+      <w:pPr>
+        <w:rPr>
+          <w:sz w:val="28"/>
+          <w:szCs w:val="28"/>
+        </w:rPr>
+      </w:pPr>
+      <w:hyperlink r:id="rId5" w:history="1">
+        <w:r>
+          <w:rPr>
+            <w:rStyle w:val="Hyperlink"/>
+            <w:sz w:val="28"/>
+            <w:szCs w:val="28"/>
+          </w:rPr>
+          <w:t>http://localhost:8080</w:t>
+        </w:r>
+      </w:hyperlink>
     </w:p>
     <w:p>
       <w:pPr>
